--- a/a7/build/out/u3/A7 3.T2 Negative Exponents with Variable Bases - Independent Set.docx
+++ b/a7/build/out/u3/A7 3.T2 Negative Exponents with Variable Bases - Independent Set.docx
@@ -674,7 +674,7 @@
                     <a:graphicData uri="http://schemas.openxmlformats.org/drawingml/2006/picture">
                       <pic:pic>
                         <pic:nvPicPr>
-                          <pic:cNvPr id="0" name="ace184df796722ce.png"/>
+                          <pic:cNvPr id="0" name="d2996955efb67625.png"/>
                           <pic:cNvPicPr/>
                         </pic:nvPicPr>
                         <pic:blipFill>
